--- a/러시아 인권변호사/6부/6부_3화_가짜뉴스_공작.docx
+++ b/러시아 인권변호사/6부/6부_3화_가짜뉴스_공작.docx
@@ -531,7 +531,7 @@
           <w:i w:val="0"/>
           <w:sz w:val="22"/>
         </w:rPr>
-        <w:t>«А судьи кто?» — как у Грибоедова. Да, именно он. У него на решение секунды три.</w:t>
+        <w:t>Именно он. И у него на решение секунды три — пока не пролистал дальше.</w:t>
       </w:r>
     </w:p>
     <w:p>
@@ -1574,7 +1574,7 @@
           <w:i w:val="0"/>
           <w:sz w:val="22"/>
         </w:rPr>
-        <w:t>Гоголь бы одобрил. «Чему смеётесь? Над собою смеётесь!» — только на этот раз смеяться над собой будете вы сами, Алексей Николаевич.</w:t>
+        <w:t>Главное, чтобы после ролика смеялись не над вами, а над теми, кто смонтировал фальшивку. Почти по Гоголю: «Чему смеётесь? Над собою смеётесь!»</w:t>
       </w:r>
     </w:p>
     <w:p>
@@ -1597,7 +1597,7 @@
           <w:i w:val="0"/>
           <w:sz w:val="22"/>
         </w:rPr>
-        <w:t>Городничий в президентском кресле. Ковальчук будет счастлив.</w:t>
+        <w:t>Только городничим в этой пьесе я становиться не собираюсь. Ковальчук был бы слишком счастлив.</w:t>
       </w:r>
     </w:p>
     <w:p>
@@ -3257,30 +3257,7 @@
           <w:i w:val="0"/>
           <w:sz w:val="22"/>
         </w:rPr>
-        <w:t xml:space="preserve"> — 한국어 해설: 5막 시장(городничий)의 외침. 이리나가 딥페이크에 대한 셀프 패러디 전략을 제안하며 인용한다. 원작에서는 조롱당하는 권력자의 절규지만, 여기서는 대통령이 스스로를 먼저 웃음거리로 삼아 가짜의 힘을 빼는 역전의 장치가 된다 (장면 7~8).</w:t>
-      </w:r>
-    </w:p>
-    <w:p>
-      <w:pPr>
-        <w:spacing w:before="0" w:after="120"/>
-      </w:pPr>
-      <w:r>
-        <w:rPr>
-          <w:rFonts w:ascii="Times New Roman" w:hAnsi="Times New Roman" w:eastAsia="Malgun Gothic"/>
-          <w:b/>
-          <w:i w:val="0"/>
-          <w:sz w:val="22"/>
-        </w:rPr>
-        <w:t>Грибоедов, «Горе от ума» (Чацкий, д. II): «А судьи кто?»</w:t>
-      </w:r>
-      <w:r>
-        <w:rPr>
-          <w:rFonts w:ascii="Times New Roman" w:hAnsi="Times New Roman" w:eastAsia="Malgun Gothic"/>
-          <w:b w:val="0"/>
-          <w:i w:val="0"/>
-          <w:sz w:val="22"/>
-        </w:rPr>
-        <w:t xml:space="preserve"> — 한국어 해설: 2막 차츠키의 독백 첫머리. 코즐로프가 기술적 반박이 대중에게 통할지 걱정하며, 진위를 가리는 '판관'이 결국 몇 초 만에 판단하는 평범한 시청자라는 점을 짚는다 (장면 2).</w:t>
+        <w:t xml:space="preserve"> — 한국어 해설: 5막 시장(городничий)의 외침. 이리나가 셀프 패러디 영상의 톤을 정하며 "웃음이 조작한 쪽으로 돌아가게 하자"는 뜻으로 인용하고, 료샤는 "이 연극에서 시장 역은 사양하겠다"고 받는다. 원작에서는 조롱당하는 권력자의 절규지만, 여기서는 대통령이 스스로를 먼저 웃음거리로 삼아 가짜를 만든 쪽을 웃음거리로 만드는 역전의 장치가 된다 (장면 7~8).</w:t>
       </w:r>
     </w:p>
     <w:p>
